--- a/quyet_dinh_thu_hoi_phu_hieu_template.docx
+++ b/quyet_dinh_thu_hoi_phu_hieu_template.docx
@@ -5,7 +5,7 @@
     <w:tbl>
       <w:tblPr>
         <w:tblW w:w="9477" w:type="dxa"/>
-        <w:tblInd w:w="108" w:type="dxa"/>
+        <w:jc w:val="center"/>
         <w:tblLook w:val="01E0" w:firstRow="1" w:lastRow="1" w:firstColumn="1" w:lastColumn="1" w:noHBand="0" w:noVBand="0"/>
       </w:tblPr>
       <w:tblGrid>
@@ -15,6 +15,7 @@
       <w:tr>
         <w:trPr>
           <w:trHeight w:val="531"/>
+          <w:jc w:val="center"/>
         </w:trPr>
         <w:tc>
           <w:tcPr>
@@ -107,6 +108,7 @@
       <w:tr>
         <w:trPr>
           <w:trHeight w:val="668"/>
+          <w:jc w:val="center"/>
         </w:trPr>
         <w:tc>
           <w:tcPr>
@@ -397,7 +399,19 @@
         <w:rPr>
           <w:i/>
         </w:rPr>
-        <w:t xml:space="preserve">Theo đề nghị của Trưởng phòng Vận tải &amp; </w:t>
+        <w:t xml:space="preserve">Theo đề nghị của </w:t>
+      </w:r>
+      <w:r>
+        <w:rPr>
+          <w:i/>
+        </w:rPr>
+        <w:t xml:space="preserve">Phó </w:t>
+      </w:r>
+      <w:r>
+        <w:rPr>
+          <w:i/>
+        </w:rPr>
+        <w:t xml:space="preserve">Trưởng phòng Vận tải &amp; </w:t>
       </w:r>
       <w:proofErr w:type="gramStart"/>
       <w:r>
@@ -450,7 +464,21 @@
           <w:i/>
           <w:iCs/>
         </w:rPr>
-        <w:t>(có danh sách kèm theo).</w:t>
+        <w:t>(</w:t>
+      </w:r>
+      <w:r>
+        <w:rPr>
+          <w:i/>
+          <w:iCs/>
+        </w:rPr>
+        <w:t>C</w:t>
+      </w:r>
+      <w:r>
+        <w:rPr>
+          <w:i/>
+          <w:iCs/>
+        </w:rPr>
+        <w:t>ó danh sách kèm theo).</w:t>
       </w:r>
     </w:p>
     <w:p>
@@ -484,17 +512,7 @@
       </w:r>
       <w:proofErr w:type="gramEnd"/>
       <w:r>
-        <w:t xml:space="preserve"> toàn giao thông thực hiện chuyển trạng thái phù hiệu </w:t>
-      </w:r>
-      <w:r>
-        <w:rPr>
-          <w:b/>
-          <w:bCs/>
-        </w:rPr>
-        <w:t>“Bị thu hồi”</w:t>
-      </w:r>
-      <w:r>
-        <w:t xml:space="preserve"> trên Hệ thống nghiệp vụ quản lý vận tải đường bộ của Bộ Xây dựng đối với các phương tiện nêu tại Điều 1 kể từ ngày Quyết định có hiệu lực.</w:t>
+        <w:t xml:space="preserve"> toàn giao thông thực hiện chuyển trạng thái phù hiệu trên Hệ thống nghiệp vụ quản lý vận tải đường bộ của Bộ Xây dựng đối với các phương tiện nêu tại Điều 1 kể từ ngày Quyết định có hiệu lực.</w:t>
       </w:r>
     </w:p>
     <w:p>
@@ -814,7 +832,7 @@
                 <w:szCs w:val="22"/>
                 <w:lang w:val="it-IT"/>
               </w:rPr>
-              <w:t>- Lưu: VT, VT&amp;ATGT.</w:t>
+              <w:t>- Lưu: VT, VTATGT.</w:t>
             </w:r>
           </w:p>
         </w:tc>
@@ -839,27 +857,36 @@
                 <w:szCs w:val="26"/>
                 <w:lang w:val="it-IT"/>
               </w:rPr>
-              <w:t>KT. GIÁM ĐỐC</w:t>
-            </w:r>
-          </w:p>
-          <w:p>
-            <w:pPr>
-              <w:jc w:val="center"/>
+              <w:t>TUQ</w:t>
+            </w:r>
+            <w:r>
               <w:rPr>
                 <w:b/>
                 <w:sz w:val="26"/>
                 <w:szCs w:val="26"/>
                 <w:lang w:val="it-IT"/>
               </w:rPr>
-            </w:pPr>
-            <w:r>
+              <w:t>. GIÁM ĐỐC</w:t>
+            </w:r>
+          </w:p>
+          <w:p>
+            <w:pPr>
+              <w:jc w:val="center"/>
               <w:rPr>
                 <w:b/>
                 <w:sz w:val="26"/>
                 <w:szCs w:val="26"/>
                 <w:lang w:val="it-IT"/>
               </w:rPr>
-              <w:t>PHÓ GIÁM ĐỐC</w:t>
+            </w:pPr>
+            <w:r>
+              <w:rPr>
+                <w:b/>
+                <w:sz w:val="26"/>
+                <w:szCs w:val="26"/>
+                <w:lang w:val="it-IT"/>
+              </w:rPr>
+              <w:t>TRƯỞNG PHÒNG VT &amp; ATGT</w:t>
             </w:r>
           </w:p>
           <w:p>
@@ -888,10 +915,14 @@
             <w:pPr>
               <w:spacing w:before="120"/>
               <w:jc w:val="center"/>
-            </w:pPr>
-            <w:r>
-              <w:rPr>
-                <w:b/>
+              <w:rPr>
+                <w:lang w:val="it-IT"/>
+              </w:rPr>
+            </w:pPr>
+            <w:r>
+              <w:rPr>
+                <w:b/>
+                <w:lang w:val="it-IT"/>
               </w:rPr>
               <w:t>{nguoi_ky}</w:t>
             </w:r>
@@ -906,6 +937,7 @@
         </w:tabs>
         <w:rPr>
           <w:sz w:val="22"/>
+          <w:lang w:val="it-IT"/>
         </w:rPr>
         <w:sectPr>
           <w:headerReference w:type="default" r:id="rId8"/>
@@ -923,11 +955,13 @@
         <w:jc w:val="center"/>
         <w:rPr>
           <w:b/>
+          <w:lang w:val="it-IT"/>
         </w:rPr>
       </w:pPr>
       <w:r>
         <w:rPr>
           <w:b/>
+          <w:lang w:val="it-IT"/>
         </w:rPr>
         <w:lastRenderedPageBreak/>
         <w:t xml:space="preserve">DANH SÁCH </w:t>
@@ -935,18 +969,21 @@
       <w:r>
         <w:rPr>
           <w:b/>
+          <w:lang w:val="it-IT"/>
         </w:rPr>
         <w:t xml:space="preserve">PHÙ HIỆU </w:t>
       </w:r>
       <w:r>
         <w:rPr>
           <w:b/>
+          <w:lang w:val="it-IT"/>
         </w:rPr>
         <w:t xml:space="preserve">VẬN TẢI </w:t>
       </w:r>
       <w:r>
         <w:rPr>
           <w:b/>
+          <w:lang w:val="it-IT"/>
         </w:rPr>
         <w:t>BỊ THU HỒI</w:t>
       </w:r>
@@ -956,6 +993,7 @@
         <w:jc w:val="center"/>
         <w:rPr>
           <w:b/>
+          <w:lang w:val="it-IT"/>
         </w:rPr>
       </w:pPr>
     </w:p>
@@ -979,16 +1017,16 @@
       </w:tblPr>
       <w:tblGrid>
         <w:gridCol w:w="621"/>
-        <w:gridCol w:w="1077"/>
-        <w:gridCol w:w="1276"/>
-        <w:gridCol w:w="1134"/>
-        <w:gridCol w:w="1134"/>
+        <w:gridCol w:w="1072"/>
+        <w:gridCol w:w="1256"/>
+        <w:gridCol w:w="1120"/>
+        <w:gridCol w:w="1081"/>
         <w:gridCol w:w="1154"/>
-        <w:gridCol w:w="2276"/>
-        <w:gridCol w:w="1580"/>
-        <w:gridCol w:w="2053"/>
-        <w:gridCol w:w="1667"/>
-        <w:gridCol w:w="871"/>
+        <w:gridCol w:w="2074"/>
+        <w:gridCol w:w="1460"/>
+        <w:gridCol w:w="1956"/>
+        <w:gridCol w:w="1627"/>
+        <w:gridCol w:w="866"/>
       </w:tblGrid>
       <w:tr>
         <w:trPr>
@@ -1254,7 +1292,6 @@
           </w:tcPr>
           <w:p>
             <w:pPr>
-              <w:jc w:val="center"/>
               <w:rPr>
                 <w:b/>
                 <w:bCs/>
@@ -1287,7 +1324,6 @@
           </w:tcPr>
           <w:p>
             <w:pPr>
-              <w:jc w:val="center"/>
               <w:rPr>
                 <w:b/>
                 <w:bCs/>
@@ -1324,7 +1360,6 @@
           </w:tcPr>
           <w:p>
             <w:pPr>
-              <w:jc w:val="center"/>
               <w:rPr>
                 <w:b/>
                 <w:bCs/>
@@ -1716,37 +1751,24 @@
               <w:rPr>
                 <w:sz w:val="20"/>
                 <w:szCs w:val="20"/>
-              </w:rPr>
-            </w:pPr>
-            <w:r>
-              <w:rPr>
-                <w:sz w:val="20"/>
-                <w:szCs w:val="20"/>
-              </w:rPr>
-              <w:t>{ghi_</w:t>
-            </w:r>
-            <w:proofErr w:type="gramStart"/>
-            <w:r>
-              <w:rPr>
-                <w:sz w:val="20"/>
-                <w:szCs w:val="20"/>
-              </w:rPr>
-              <w:t xml:space="preserve">chu} </w:t>
+                <w:lang w:val="nb-NO"/>
+              </w:rPr>
+            </w:pPr>
+            <w:r>
+              <w:rPr>
+                <w:sz w:val="20"/>
+                <w:szCs w:val="20"/>
+                <w:lang w:val="nb-NO"/>
+              </w:rPr>
+              <w:t xml:space="preserve">{ghi_chu} </w:t>
             </w:r>
             <w:r>
               <w:rPr>
                 <w:sz w:val="4"/>
                 <w:szCs w:val="4"/>
-              </w:rPr>
-              <w:t>{/</w:t>
-            </w:r>
-            <w:proofErr w:type="gramEnd"/>
-            <w:r>
-              <w:rPr>
-                <w:sz w:val="4"/>
-                <w:szCs w:val="4"/>
-              </w:rPr>
-              <w:t>don_vi_list}</w:t>
+                <w:lang w:val="nb-NO"/>
+              </w:rPr>
+              <w:t>{/don_vi_list}</w:t>
             </w:r>
           </w:p>
         </w:tc>
@@ -1759,12 +1781,13 @@
           <w:b/>
           <w:i/>
           <w:iCs/>
+          <w:lang w:val="nb-NO"/>
         </w:rPr>
       </w:pPr>
     </w:p>
     <w:sectPr>
       <w:pgSz w:w="16834" w:h="11909" w:orient="landscape" w:code="9"/>
-      <w:pgMar w:top="851" w:right="851" w:bottom="851" w:left="1134" w:header="0" w:footer="0" w:gutter="0"/>
+      <w:pgMar w:top="1134" w:right="851" w:bottom="1134" w:left="1701" w:header="0" w:footer="0" w:gutter="0"/>
       <w:pgNumType w:start="1"/>
       <w:cols w:space="720"/>
       <w:titlePg/>
@@ -2500,6 +2523,7 @@
   <w:style w:type="character" w:default="1" w:styleId="DefaultParagraphFont">
     <w:name w:val="Default Paragraph Font"/>
     <w:uiPriority w:val="1"/>
+    <w:semiHidden/>
     <w:unhideWhenUsed/>
   </w:style>
   <w:style w:type="table" w:default="1" w:styleId="TableNormal">
@@ -2669,6 +2693,50 @@
     <w:rsid w:val="00251C06"/>
     <w:rPr>
       <w:vertAlign w:val="superscript"/>
+    </w:rPr>
+  </w:style>
+  <w:style w:type="character" w:styleId="CommentReference">
+    <w:name w:val="annotation reference"/>
+    <w:rsid w:val="00185606"/>
+    <w:rPr>
+      <w:sz w:val="16"/>
+      <w:szCs w:val="16"/>
+    </w:rPr>
+  </w:style>
+  <w:style w:type="paragraph" w:styleId="CommentText">
+    <w:name w:val="annotation text"/>
+    <w:basedOn w:val="Normal"/>
+    <w:link w:val="CommentTextChar"/>
+    <w:rsid w:val="00185606"/>
+    <w:rPr>
+      <w:sz w:val="20"/>
+      <w:szCs w:val="20"/>
+    </w:rPr>
+  </w:style>
+  <w:style w:type="character" w:customStyle="1" w:styleId="CommentTextChar">
+    <w:name w:val="Comment Text Char"/>
+    <w:basedOn w:val="DefaultParagraphFont"/>
+    <w:link w:val="CommentText"/>
+    <w:rsid w:val="00185606"/>
+  </w:style>
+  <w:style w:type="paragraph" w:styleId="CommentSubject">
+    <w:name w:val="annotation subject"/>
+    <w:basedOn w:val="CommentText"/>
+    <w:next w:val="CommentText"/>
+    <w:link w:val="CommentSubjectChar"/>
+    <w:rsid w:val="00185606"/>
+    <w:rPr>
+      <w:b/>
+      <w:bCs/>
+    </w:rPr>
+  </w:style>
+  <w:style w:type="character" w:customStyle="1" w:styleId="CommentSubjectChar">
+    <w:name w:val="Comment Subject Char"/>
+    <w:link w:val="CommentSubject"/>
+    <w:rsid w:val="00185606"/>
+    <w:rPr>
+      <w:b/>
+      <w:bCs/>
     </w:rPr>
   </w:style>
 </w:styles>
